--- a/tillsyn/A 14374-2025 tillsynsbegäran.docx
+++ b/tillsyn/A 14374-2025 tillsynsbegäran.docx
@@ -231,7 +231,7 @@
     <w:r>
       <w:tab/>
       <w:tab/>
-      <w:t>2025-03-26</w:t>
+      <w:t>2025-03-27</w:t>
       <w:br/>
       <w:br/>
     </w:r>

--- a/tillsyn/A 14374-2025 tillsynsbegäran.docx
+++ b/tillsyn/A 14374-2025 tillsynsbegäran.docx
@@ -231,7 +231,7 @@
     <w:r>
       <w:tab/>
       <w:tab/>
-      <w:t>2025-03-27</w:t>
+      <w:t>2025-03-28</w:t>
       <w:br/>
       <w:br/>
     </w:r>

--- a/tillsyn/A 14374-2025 tillsynsbegäran.docx
+++ b/tillsyn/A 14374-2025 tillsynsbegäran.docx
@@ -231,7 +231,7 @@
     <w:r>
       <w:tab/>
       <w:tab/>
-      <w:t>2025-03-28</w:t>
+      <w:t>2025-03-29</w:t>
       <w:br/>
       <w:br/>
     </w:r>

--- a/tillsyn/A 14374-2025 tillsynsbegäran.docx
+++ b/tillsyn/A 14374-2025 tillsynsbegäran.docx
@@ -231,7 +231,7 @@
     <w:r>
       <w:tab/>
       <w:tab/>
-      <w:t>2025-04-02</w:t>
+      <w:t>2025-04-03</w:t>
       <w:br/>
       <w:br/>
     </w:r>

--- a/tillsyn/A 14374-2025 tillsynsbegäran.docx
+++ b/tillsyn/A 14374-2025 tillsynsbegäran.docx
@@ -231,7 +231,7 @@
     <w:r>
       <w:tab/>
       <w:tab/>
-      <w:t>2025-04-03</w:t>
+      <w:t>2025-04-05</w:t>
       <w:br/>
       <w:br/>
     </w:r>

--- a/tillsyn/A 14374-2025 tillsynsbegäran.docx
+++ b/tillsyn/A 14374-2025 tillsynsbegäran.docx
@@ -231,7 +231,7 @@
     <w:r>
       <w:tab/>
       <w:tab/>
-      <w:t>2025-04-05</w:t>
+      <w:t>2025-04-06</w:t>
       <w:br/>
       <w:br/>
     </w:r>

--- a/tillsyn/A 14374-2025 tillsynsbegäran.docx
+++ b/tillsyn/A 14374-2025 tillsynsbegäran.docx
@@ -231,7 +231,7 @@
     <w:r>
       <w:tab/>
       <w:tab/>
-      <w:t>2025-04-06</w:t>
+      <w:t>2025-04-07</w:t>
       <w:br/>
       <w:br/>
     </w:r>

--- a/tillsyn/A 14374-2025 tillsynsbegäran.docx
+++ b/tillsyn/A 14374-2025 tillsynsbegäran.docx
@@ -231,7 +231,7 @@
     <w:r>
       <w:tab/>
       <w:tab/>
-      <w:t>2025-04-07</w:t>
+      <w:t>2025-04-08</w:t>
       <w:br/>
       <w:br/>
     </w:r>

--- a/tillsyn/A 14374-2025 tillsynsbegäran.docx
+++ b/tillsyn/A 14374-2025 tillsynsbegäran.docx
@@ -231,7 +231,7 @@
     <w:r>
       <w:tab/>
       <w:tab/>
-      <w:t>2025-04-08</w:t>
+      <w:t>2025-04-09</w:t>
       <w:br/>
       <w:br/>
     </w:r>

--- a/tillsyn/A 14374-2025 tillsynsbegäran.docx
+++ b/tillsyn/A 14374-2025 tillsynsbegäran.docx
@@ -231,7 +231,7 @@
     <w:r>
       <w:tab/>
       <w:tab/>
-      <w:t>2025-04-09</w:t>
+      <w:t>2025-04-10</w:t>
       <w:br/>
       <w:br/>
     </w:r>

--- a/tillsyn/A 14374-2025 tillsynsbegäran.docx
+++ b/tillsyn/A 14374-2025 tillsynsbegäran.docx
@@ -231,7 +231,7 @@
     <w:r>
       <w:tab/>
       <w:tab/>
-      <w:t>2025-04-10</w:t>
+      <w:t>2025-04-11</w:t>
       <w:br/>
       <w:br/>
     </w:r>

--- a/tillsyn/A 14374-2025 tillsynsbegäran.docx
+++ b/tillsyn/A 14374-2025 tillsynsbegäran.docx
@@ -231,7 +231,7 @@
     <w:r>
       <w:tab/>
       <w:tab/>
-      <w:t>2025-04-11</w:t>
+      <w:t>2025-04-12</w:t>
       <w:br/>
       <w:br/>
     </w:r>

--- a/tillsyn/A 14374-2025 tillsynsbegäran.docx
+++ b/tillsyn/A 14374-2025 tillsynsbegäran.docx
@@ -231,7 +231,7 @@
     <w:r>
       <w:tab/>
       <w:tab/>
-      <w:t>2025-04-12</w:t>
+      <w:t>2025-04-13</w:t>
       <w:br/>
       <w:br/>
     </w:r>

--- a/tillsyn/A 14374-2025 tillsynsbegäran.docx
+++ b/tillsyn/A 14374-2025 tillsynsbegäran.docx
@@ -231,7 +231,7 @@
     <w:r>
       <w:tab/>
       <w:tab/>
-      <w:t>2025-04-13</w:t>
+      <w:t>2025-04-14</w:t>
       <w:br/>
       <w:br/>
     </w:r>

--- a/tillsyn/A 14374-2025 tillsynsbegäran.docx
+++ b/tillsyn/A 14374-2025 tillsynsbegäran.docx
@@ -231,7 +231,7 @@
     <w:r>
       <w:tab/>
       <w:tab/>
-      <w:t>2025-04-14</w:t>
+      <w:t>2025-04-15</w:t>
       <w:br/>
       <w:br/>
     </w:r>

--- a/tillsyn/A 14374-2025 tillsynsbegäran.docx
+++ b/tillsyn/A 14374-2025 tillsynsbegäran.docx
@@ -231,7 +231,7 @@
     <w:r>
       <w:tab/>
       <w:tab/>
-      <w:t>2025-04-15</w:t>
+      <w:t>2025-04-16</w:t>
       <w:br/>
       <w:br/>
     </w:r>

--- a/tillsyn/A 14374-2025 tillsynsbegäran.docx
+++ b/tillsyn/A 14374-2025 tillsynsbegäran.docx
@@ -231,7 +231,7 @@
     <w:r>
       <w:tab/>
       <w:tab/>
-      <w:t>2025-04-16</w:t>
+      <w:t>2025-04-17</w:t>
       <w:br/>
       <w:br/>
     </w:r>

--- a/tillsyn/A 14374-2025 tillsynsbegäran.docx
+++ b/tillsyn/A 14374-2025 tillsynsbegäran.docx
@@ -231,7 +231,7 @@
     <w:r>
       <w:tab/>
       <w:tab/>
-      <w:t>2025-04-17</w:t>
+      <w:t>2025-04-18</w:t>
       <w:br/>
       <w:br/>
     </w:r>

--- a/tillsyn/A 14374-2025 tillsynsbegäran.docx
+++ b/tillsyn/A 14374-2025 tillsynsbegäran.docx
@@ -231,7 +231,7 @@
     <w:r>
       <w:tab/>
       <w:tab/>
-      <w:t>2025-04-18</w:t>
+      <w:t>2025-04-19</w:t>
       <w:br/>
       <w:br/>
     </w:r>

--- a/tillsyn/A 14374-2025 tillsynsbegäran.docx
+++ b/tillsyn/A 14374-2025 tillsynsbegäran.docx
@@ -231,7 +231,7 @@
     <w:r>
       <w:tab/>
       <w:tab/>
-      <w:t>2025-05-03</w:t>
+      <w:t>2025-05-04</w:t>
       <w:br/>
       <w:br/>
     </w:r>

--- a/tillsyn/A 14374-2025 tillsynsbegäran.docx
+++ b/tillsyn/A 14374-2025 tillsynsbegäran.docx
@@ -231,7 +231,7 @@
     <w:r>
       <w:tab/>
       <w:tab/>
-      <w:t>2025-05-04</w:t>
+      <w:t>2025-05-06</w:t>
       <w:br/>
       <w:br/>
     </w:r>

--- a/tillsyn/A 14374-2025 tillsynsbegäran.docx
+++ b/tillsyn/A 14374-2025 tillsynsbegäran.docx
@@ -231,7 +231,7 @@
     <w:r>
       <w:tab/>
       <w:tab/>
-      <w:t>2025-05-06</w:t>
+      <w:t>2025-05-07</w:t>
       <w:br/>
       <w:br/>
     </w:r>

--- a/tillsyn/A 14374-2025 tillsynsbegäran.docx
+++ b/tillsyn/A 14374-2025 tillsynsbegäran.docx
@@ -231,7 +231,7 @@
     <w:r>
       <w:tab/>
       <w:tab/>
-      <w:t>2025-05-07</w:t>
+      <w:t>2025-05-08</w:t>
       <w:br/>
       <w:br/>
     </w:r>

--- a/tillsyn/A 14374-2025 tillsynsbegäran.docx
+++ b/tillsyn/A 14374-2025 tillsynsbegäran.docx
@@ -231,7 +231,7 @@
     <w:r>
       <w:tab/>
       <w:tab/>
-      <w:t>2025-05-08</w:t>
+      <w:t>2025-05-09</w:t>
       <w:br/>
       <w:br/>
     </w:r>

--- a/tillsyn/A 14374-2025 tillsynsbegäran.docx
+++ b/tillsyn/A 14374-2025 tillsynsbegäran.docx
@@ -231,7 +231,7 @@
     <w:r>
       <w:tab/>
       <w:tab/>
-      <w:t>2025-05-09</w:t>
+      <w:t>2025-05-10</w:t>
       <w:br/>
       <w:br/>
     </w:r>

--- a/tillsyn/A 14374-2025 tillsynsbegäran.docx
+++ b/tillsyn/A 14374-2025 tillsynsbegäran.docx
@@ -231,7 +231,7 @@
     <w:r>
       <w:tab/>
       <w:tab/>
-      <w:t>2025-05-10</w:t>
+      <w:t>2025-05-11</w:t>
       <w:br/>
       <w:br/>
     </w:r>

--- a/tillsyn/A 14374-2025 tillsynsbegäran.docx
+++ b/tillsyn/A 14374-2025 tillsynsbegäran.docx
@@ -231,7 +231,7 @@
     <w:r>
       <w:tab/>
       <w:tab/>
-      <w:t>2025-05-11</w:t>
+      <w:t>2025-05-12</w:t>
       <w:br/>
       <w:br/>
     </w:r>

--- a/tillsyn/A 14374-2025 tillsynsbegäran.docx
+++ b/tillsyn/A 14374-2025 tillsynsbegäran.docx
@@ -231,7 +231,7 @@
     <w:r>
       <w:tab/>
       <w:tab/>
-      <w:t>2025-05-12</w:t>
+      <w:t>2025-05-13</w:t>
       <w:br/>
       <w:br/>
     </w:r>

--- a/tillsyn/A 14374-2025 tillsynsbegäran.docx
+++ b/tillsyn/A 14374-2025 tillsynsbegäran.docx
@@ -231,7 +231,7 @@
     <w:r>
       <w:tab/>
       <w:tab/>
-      <w:t>2025-05-13</w:t>
+      <w:t>2025-05-14</w:t>
       <w:br/>
       <w:br/>
     </w:r>

--- a/tillsyn/A 14374-2025 tillsynsbegäran.docx
+++ b/tillsyn/A 14374-2025 tillsynsbegäran.docx
@@ -231,7 +231,7 @@
     <w:r>
       <w:tab/>
       <w:tab/>
-      <w:t>2025-05-14</w:t>
+      <w:t>2025-05-15</w:t>
       <w:br/>
       <w:br/>
     </w:r>

--- a/tillsyn/A 14374-2025 tillsynsbegäran.docx
+++ b/tillsyn/A 14374-2025 tillsynsbegäran.docx
@@ -231,7 +231,7 @@
     <w:r>
       <w:tab/>
       <w:tab/>
-      <w:t>2025-05-15</w:t>
+      <w:t>2025-05-16</w:t>
       <w:br/>
       <w:br/>
     </w:r>

--- a/tillsyn/A 14374-2025 tillsynsbegäran.docx
+++ b/tillsyn/A 14374-2025 tillsynsbegäran.docx
@@ -231,7 +231,7 @@
     <w:r>
       <w:tab/>
       <w:tab/>
-      <w:t>2025-05-16</w:t>
+      <w:t>2025-05-17</w:t>
       <w:br/>
       <w:br/>
     </w:r>

--- a/tillsyn/A 14374-2025 tillsynsbegäran.docx
+++ b/tillsyn/A 14374-2025 tillsynsbegäran.docx
@@ -231,7 +231,7 @@
     <w:r>
       <w:tab/>
       <w:tab/>
-      <w:t>2025-05-17</w:t>
+      <w:t>2025-05-18</w:t>
       <w:br/>
       <w:br/>
     </w:r>

--- a/tillsyn/A 14374-2025 tillsynsbegäran.docx
+++ b/tillsyn/A 14374-2025 tillsynsbegäran.docx
@@ -231,7 +231,7 @@
     <w:r>
       <w:tab/>
       <w:tab/>
-      <w:t>2025-05-18</w:t>
+      <w:t>2025-05-19</w:t>
       <w:br/>
       <w:br/>
     </w:r>

--- a/tillsyn/A 14374-2025 tillsynsbegäran.docx
+++ b/tillsyn/A 14374-2025 tillsynsbegäran.docx
@@ -231,7 +231,7 @@
     <w:r>
       <w:tab/>
       <w:tab/>
-      <w:t>2025-05-19</w:t>
+      <w:t>2025-05-20</w:t>
       <w:br/>
       <w:br/>
     </w:r>

--- a/tillsyn/A 14374-2025 tillsynsbegäran.docx
+++ b/tillsyn/A 14374-2025 tillsynsbegäran.docx
@@ -231,7 +231,7 @@
     <w:r>
       <w:tab/>
       <w:tab/>
-      <w:t>2025-05-20</w:t>
+      <w:t>2025-05-21</w:t>
       <w:br/>
       <w:br/>
     </w:r>

--- a/tillsyn/A 14374-2025 tillsynsbegäran.docx
+++ b/tillsyn/A 14374-2025 tillsynsbegäran.docx
@@ -231,7 +231,7 @@
     <w:r>
       <w:tab/>
       <w:tab/>
-      <w:t>2025-05-21</w:t>
+      <w:t>2025-05-22</w:t>
       <w:br/>
       <w:br/>
     </w:r>

--- a/tillsyn/A 14374-2025 tillsynsbegäran.docx
+++ b/tillsyn/A 14374-2025 tillsynsbegäran.docx
@@ -231,7 +231,7 @@
     <w:r>
       <w:tab/>
       <w:tab/>
-      <w:t>2025-05-22</w:t>
+      <w:t>2025-05-23</w:t>
       <w:br/>
       <w:br/>
     </w:r>

--- a/tillsyn/A 14374-2025 tillsynsbegäran.docx
+++ b/tillsyn/A 14374-2025 tillsynsbegäran.docx
@@ -231,7 +231,7 @@
     <w:r>
       <w:tab/>
       <w:tab/>
-      <w:t>2025-05-23</w:t>
+      <w:t>2025-05-24</w:t>
       <w:br/>
       <w:br/>
     </w:r>

--- a/tillsyn/A 14374-2025 tillsynsbegäran.docx
+++ b/tillsyn/A 14374-2025 tillsynsbegäran.docx
@@ -231,7 +231,7 @@
     <w:r>
       <w:tab/>
       <w:tab/>
-      <w:t>2025-05-24</w:t>
+      <w:t>2025-05-25</w:t>
       <w:br/>
       <w:br/>
     </w:r>

--- a/tillsyn/A 14374-2025 tillsynsbegäran.docx
+++ b/tillsyn/A 14374-2025 tillsynsbegäran.docx
@@ -231,7 +231,7 @@
     <w:r>
       <w:tab/>
       <w:tab/>
-      <w:t>2025-05-25</w:t>
+      <w:t>2025-05-26</w:t>
       <w:br/>
       <w:br/>
     </w:r>

--- a/tillsyn/A 14374-2025 tillsynsbegäran.docx
+++ b/tillsyn/A 14374-2025 tillsynsbegäran.docx
@@ -231,7 +231,7 @@
     <w:r>
       <w:tab/>
       <w:tab/>
-      <w:t>2025-05-26</w:t>
+      <w:t>2025-05-27</w:t>
       <w:br/>
       <w:br/>
     </w:r>

--- a/tillsyn/A 14374-2025 tillsynsbegäran.docx
+++ b/tillsyn/A 14374-2025 tillsynsbegäran.docx
@@ -231,7 +231,7 @@
     <w:r>
       <w:tab/>
       <w:tab/>
-      <w:t>2025-05-27</w:t>
+      <w:t>2025-05-30</w:t>
       <w:br/>
       <w:br/>
     </w:r>

--- a/tillsyn/A 14374-2025 tillsynsbegäran.docx
+++ b/tillsyn/A 14374-2025 tillsynsbegäran.docx
@@ -231,7 +231,7 @@
     <w:r>
       <w:tab/>
       <w:tab/>
-      <w:t>2025-05-30</w:t>
+      <w:t>2025-06-01</w:t>
       <w:br/>
       <w:br/>
     </w:r>

--- a/tillsyn/A 14374-2025 tillsynsbegäran.docx
+++ b/tillsyn/A 14374-2025 tillsynsbegäran.docx
@@ -231,7 +231,7 @@
     <w:r>
       <w:tab/>
       <w:tab/>
-      <w:t>2025-06-01</w:t>
+      <w:t>2025-06-02</w:t>
       <w:br/>
       <w:br/>
     </w:r>

--- a/tillsyn/A 14374-2025 tillsynsbegäran.docx
+++ b/tillsyn/A 14374-2025 tillsynsbegäran.docx
@@ -231,7 +231,7 @@
     <w:r>
       <w:tab/>
       <w:tab/>
-      <w:t>2025-06-02</w:t>
+      <w:t>2025-06-03</w:t>
       <w:br/>
       <w:br/>
     </w:r>

--- a/tillsyn/A 14374-2025 tillsynsbegäran.docx
+++ b/tillsyn/A 14374-2025 tillsynsbegäran.docx
@@ -231,7 +231,7 @@
     <w:r>
       <w:tab/>
       <w:tab/>
-      <w:t>2025-06-03</w:t>
+      <w:t>2025-06-04</w:t>
       <w:br/>
       <w:br/>
     </w:r>

--- a/tillsyn/A 14374-2025 tillsynsbegäran.docx
+++ b/tillsyn/A 14374-2025 tillsynsbegäran.docx
@@ -231,7 +231,7 @@
     <w:r>
       <w:tab/>
       <w:tab/>
-      <w:t>2025-06-04</w:t>
+      <w:t>2025-06-05</w:t>
       <w:br/>
       <w:br/>
     </w:r>

--- a/tillsyn/A 14374-2025 tillsynsbegäran.docx
+++ b/tillsyn/A 14374-2025 tillsynsbegäran.docx
@@ -231,7 +231,7 @@
     <w:r>
       <w:tab/>
       <w:tab/>
-      <w:t>2025-06-05</w:t>
+      <w:t>2025-06-13</w:t>
       <w:br/>
       <w:br/>
     </w:r>

--- a/tillsyn/A 14374-2025 tillsynsbegäran.docx
+++ b/tillsyn/A 14374-2025 tillsynsbegäran.docx
@@ -231,7 +231,7 @@
     <w:r>
       <w:tab/>
       <w:tab/>
-      <w:t>2025-06-13</w:t>
+      <w:t>2025-06-15</w:t>
       <w:br/>
       <w:br/>
     </w:r>

--- a/tillsyn/A 14374-2025 tillsynsbegäran.docx
+++ b/tillsyn/A 14374-2025 tillsynsbegäran.docx
@@ -231,7 +231,7 @@
     <w:r>
       <w:tab/>
       <w:tab/>
-      <w:t>2025-06-15</w:t>
+      <w:t>2025-06-16</w:t>
       <w:br/>
       <w:br/>
     </w:r>

--- a/tillsyn/A 14374-2025 tillsynsbegäran.docx
+++ b/tillsyn/A 14374-2025 tillsynsbegäran.docx
@@ -231,7 +231,7 @@
     <w:r>
       <w:tab/>
       <w:tab/>
-      <w:t>2025-06-16</w:t>
+      <w:t>2025-06-17</w:t>
       <w:br/>
       <w:br/>
     </w:r>

--- a/tillsyn/A 14374-2025 tillsynsbegäran.docx
+++ b/tillsyn/A 14374-2025 tillsynsbegäran.docx
@@ -231,7 +231,7 @@
     <w:r>
       <w:tab/>
       <w:tab/>
-      <w:t>2025-06-17</w:t>
+      <w:t>2025-06-18</w:t>
       <w:br/>
       <w:br/>
     </w:r>

--- a/tillsyn/A 14374-2025 tillsynsbegäran.docx
+++ b/tillsyn/A 14374-2025 tillsynsbegäran.docx
@@ -231,7 +231,7 @@
     <w:r>
       <w:tab/>
       <w:tab/>
-      <w:t>2025-06-18</w:t>
+      <w:t>2025-06-19</w:t>
       <w:br/>
       <w:br/>
     </w:r>

--- a/tillsyn/A 14374-2025 tillsynsbegäran.docx
+++ b/tillsyn/A 14374-2025 tillsynsbegäran.docx
@@ -231,7 +231,7 @@
     <w:r>
       <w:tab/>
       <w:tab/>
-      <w:t>2025-06-19</w:t>
+      <w:t>2025-06-20</w:t>
       <w:br/>
       <w:br/>
     </w:r>

--- a/tillsyn/A 14374-2025 tillsynsbegäran.docx
+++ b/tillsyn/A 14374-2025 tillsynsbegäran.docx
@@ -231,7 +231,7 @@
     <w:r>
       <w:tab/>
       <w:tab/>
-      <w:t>2025-06-20</w:t>
+      <w:t>2025-06-21</w:t>
       <w:br/>
       <w:br/>
     </w:r>

--- a/tillsyn/A 14374-2025 tillsynsbegäran.docx
+++ b/tillsyn/A 14374-2025 tillsynsbegäran.docx
@@ -231,7 +231,7 @@
     <w:r>
       <w:tab/>
       <w:tab/>
-      <w:t>2025-06-21</w:t>
+      <w:t>2025-06-22</w:t>
       <w:br/>
       <w:br/>
     </w:r>

--- a/tillsyn/A 14374-2025 tillsynsbegäran.docx
+++ b/tillsyn/A 14374-2025 tillsynsbegäran.docx
@@ -231,7 +231,7 @@
     <w:r>
       <w:tab/>
       <w:tab/>
-      <w:t>2025-06-22</w:t>
+      <w:t>2025-06-23</w:t>
       <w:br/>
       <w:br/>
     </w:r>

--- a/tillsyn/A 14374-2025 tillsynsbegäran.docx
+++ b/tillsyn/A 14374-2025 tillsynsbegäran.docx
@@ -231,7 +231,7 @@
     <w:r>
       <w:tab/>
       <w:tab/>
-      <w:t>2025-06-23</w:t>
+      <w:t>2025-06-24</w:t>
       <w:br/>
       <w:br/>
     </w:r>

--- a/tillsyn/A 14374-2025 tillsynsbegäran.docx
+++ b/tillsyn/A 14374-2025 tillsynsbegäran.docx
@@ -231,7 +231,7 @@
     <w:r>
       <w:tab/>
       <w:tab/>
-      <w:t>2025-06-24</w:t>
+      <w:t>2025-06-25</w:t>
       <w:br/>
       <w:br/>
     </w:r>

--- a/tillsyn/A 14374-2025 tillsynsbegäran.docx
+++ b/tillsyn/A 14374-2025 tillsynsbegäran.docx
@@ -231,7 +231,7 @@
     <w:r>
       <w:tab/>
       <w:tab/>
-      <w:t>2025-06-25</w:t>
+      <w:t>2025-06-26</w:t>
       <w:br/>
       <w:br/>
     </w:r>

--- a/tillsyn/A 14374-2025 tillsynsbegäran.docx
+++ b/tillsyn/A 14374-2025 tillsynsbegäran.docx
@@ -231,7 +231,7 @@
     <w:r>
       <w:tab/>
       <w:tab/>
-      <w:t>2025-06-26</w:t>
+      <w:t>2025-06-27</w:t>
       <w:br/>
       <w:br/>
     </w:r>

--- a/tillsyn/A 14374-2025 tillsynsbegäran.docx
+++ b/tillsyn/A 14374-2025 tillsynsbegäran.docx
@@ -231,7 +231,7 @@
     <w:r>
       <w:tab/>
       <w:tab/>
-      <w:t>2025-06-27</w:t>
+      <w:t>2025-06-28</w:t>
       <w:br/>
       <w:br/>
     </w:r>

--- a/tillsyn/A 14374-2025 tillsynsbegäran.docx
+++ b/tillsyn/A 14374-2025 tillsynsbegäran.docx
@@ -231,7 +231,7 @@
     <w:r>
       <w:tab/>
       <w:tab/>
-      <w:t>2025-06-28</w:t>
+      <w:t>2025-06-29</w:t>
       <w:br/>
       <w:br/>
     </w:r>

--- a/tillsyn/A 14374-2025 tillsynsbegäran.docx
+++ b/tillsyn/A 14374-2025 tillsynsbegäran.docx
@@ -231,7 +231,7 @@
     <w:r>
       <w:tab/>
       <w:tab/>
-      <w:t>2025-06-29</w:t>
+      <w:t>2025-06-30</w:t>
       <w:br/>
       <w:br/>
     </w:r>

--- a/tillsyn/A 14374-2025 tillsynsbegäran.docx
+++ b/tillsyn/A 14374-2025 tillsynsbegäran.docx
@@ -231,7 +231,7 @@
     <w:r>
       <w:tab/>
       <w:tab/>
-      <w:t>2025-06-30</w:t>
+      <w:t>2025-07-01</w:t>
       <w:br/>
       <w:br/>
     </w:r>

--- a/tillsyn/A 14374-2025 tillsynsbegäran.docx
+++ b/tillsyn/A 14374-2025 tillsynsbegäran.docx
@@ -231,7 +231,7 @@
     <w:r>
       <w:tab/>
       <w:tab/>
-      <w:t>2025-07-01</w:t>
+      <w:t>2025-07-02</w:t>
       <w:br/>
       <w:br/>
     </w:r>

--- a/tillsyn/A 14374-2025 tillsynsbegäran.docx
+++ b/tillsyn/A 14374-2025 tillsynsbegäran.docx
@@ -231,7 +231,7 @@
     <w:r>
       <w:tab/>
       <w:tab/>
-      <w:t>2025-07-02</w:t>
+      <w:t>2025-07-03</w:t>
       <w:br/>
       <w:br/>
     </w:r>

--- a/tillsyn/A 14374-2025 tillsynsbegäran.docx
+++ b/tillsyn/A 14374-2025 tillsynsbegäran.docx
@@ -231,7 +231,7 @@
     <w:r>
       <w:tab/>
       <w:tab/>
-      <w:t>2025-07-03</w:t>
+      <w:t>2025-07-04</w:t>
       <w:br/>
       <w:br/>
     </w:r>

--- a/tillsyn/A 14374-2025 tillsynsbegäran.docx
+++ b/tillsyn/A 14374-2025 tillsynsbegäran.docx
@@ -231,7 +231,7 @@
     <w:r>
       <w:tab/>
       <w:tab/>
-      <w:t>2025-07-04</w:t>
+      <w:t>2025-07-05</w:t>
       <w:br/>
       <w:br/>
     </w:r>

--- a/tillsyn/A 14374-2025 tillsynsbegäran.docx
+++ b/tillsyn/A 14374-2025 tillsynsbegäran.docx
@@ -231,7 +231,7 @@
     <w:r>
       <w:tab/>
       <w:tab/>
-      <w:t>2025-07-05</w:t>
+      <w:t>2025-07-06</w:t>
       <w:br/>
       <w:br/>
     </w:r>

--- a/tillsyn/A 14374-2025 tillsynsbegäran.docx
+++ b/tillsyn/A 14374-2025 tillsynsbegäran.docx
@@ -231,7 +231,7 @@
     <w:r>
       <w:tab/>
       <w:tab/>
-      <w:t>2025-07-06</w:t>
+      <w:t>2025-07-07</w:t>
       <w:br/>
       <w:br/>
     </w:r>

--- a/tillsyn/A 14374-2025 tillsynsbegäran.docx
+++ b/tillsyn/A 14374-2025 tillsynsbegäran.docx
@@ -231,7 +231,7 @@
     <w:r>
       <w:tab/>
       <w:tab/>
-      <w:t>2025-07-07</w:t>
+      <w:t>2025-07-08</w:t>
       <w:br/>
       <w:br/>
     </w:r>

--- a/tillsyn/A 14374-2025 tillsynsbegäran.docx
+++ b/tillsyn/A 14374-2025 tillsynsbegäran.docx
@@ -231,7 +231,7 @@
     <w:r>
       <w:tab/>
       <w:tab/>
-      <w:t>2025-07-08</w:t>
+      <w:t>2025-07-09</w:t>
       <w:br/>
       <w:br/>
     </w:r>

--- a/tillsyn/A 14374-2025 tillsynsbegäran.docx
+++ b/tillsyn/A 14374-2025 tillsynsbegäran.docx
@@ -231,7 +231,7 @@
     <w:r>
       <w:tab/>
       <w:tab/>
-      <w:t>2025-07-09</w:t>
+      <w:t>2025-07-11</w:t>
       <w:br/>
       <w:br/>
     </w:r>

--- a/tillsyn/A 14374-2025 tillsynsbegäran.docx
+++ b/tillsyn/A 14374-2025 tillsynsbegäran.docx
@@ -231,7 +231,7 @@
     <w:r>
       <w:tab/>
       <w:tab/>
-      <w:t>2025-07-11</w:t>
+      <w:t>2025-07-12</w:t>
       <w:br/>
       <w:br/>
     </w:r>

--- a/tillsyn/A 14374-2025 tillsynsbegäran.docx
+++ b/tillsyn/A 14374-2025 tillsynsbegäran.docx
@@ -231,7 +231,7 @@
     <w:r>
       <w:tab/>
       <w:tab/>
-      <w:t>2025-07-12</w:t>
+      <w:t>2025-07-13</w:t>
       <w:br/>
       <w:br/>
     </w:r>

--- a/tillsyn/A 14374-2025 tillsynsbegäran.docx
+++ b/tillsyn/A 14374-2025 tillsynsbegäran.docx
@@ -231,7 +231,7 @@
     <w:r>
       <w:tab/>
       <w:tab/>
-      <w:t>2025-07-13</w:t>
+      <w:t>2025-07-14</w:t>
       <w:br/>
       <w:br/>
     </w:r>

--- a/tillsyn/A 14374-2025 tillsynsbegäran.docx
+++ b/tillsyn/A 14374-2025 tillsynsbegäran.docx
@@ -231,7 +231,7 @@
     <w:r>
       <w:tab/>
       <w:tab/>
-      <w:t>2025-08-06</w:t>
+      <w:t>2025-08-09</w:t>
       <w:br/>
       <w:br/>
     </w:r>
